--- a/fixtures/s13.docx
+++ b/fixtures/s13.docx
@@ -34,7 +34,7 @@
     </w:p>
     <w:p>
       <w:r>
-        <w:t>Anyway. I bring the cooperatives up because they are the strongest argument in favor of the position I am not quite taking. They demonstrate that local ownership can outlast the companies that refused to serve, that ordinary people can run infrastructure competently for decades, and that the sneering assumption that a town of four thousand cannot operate a utility is historically false. It is false. Granted, those systems were running a technology that did not obsolete itself every seven years, which is a real difference, but the institutional lesson holds. And the institutional lesson is exactly Tanaka's point about the second five years. Tanaka tracked personnel at municipal systems and found that the make-or-break variable was retention of network engineers, who can leave for private industry at any moment for more money and generally do. "A city can bond for the fiber," Tanaka writes. "It cannot bond for a network engineer" (137).</w:t>
+        <w:t>Anyway. I bring the cooperatives up because they are the strongest argument in favor of the position I am not quite taking. They demonstrate that local ownership can outlast the companies that refused to serve, that ordinary people can run infrastructure competently for decades, and that the sneering assumption that a town of four thousand cannot operate a utility is historically false. It is false. Granted, those systems were running a technology that did not obsolete itself every a decade, which is a real difference, but the institutional lesson holds. And the institutional lesson is exactly Tanaka's point about the second five years. Tanaka tracked personnel at municipal systems and found that the make-or-break variable was retention of network engineers, who can leave for private industry at any moment for more money and generally do. "A city can bond for the fiber," Tanaka writes. "It cannot bond for a network engineer" (137).</w:t>
       </w:r>
     </w:p>
     <w:p>
